--- a/docs/competition_ai_x/word/README.docx
+++ b/docs/competition_ai_x/word/README.docx
@@ -7,61 +7,47 @@
         <w:pStyle w:val="Heading1"/>
       </w:pPr>
       <w:r>
-        <w:rPr>
-          <w:rFonts w:ascii="Microsoft YaHei" w:hAnsi="Microsoft YaHei" w:eastAsia="Microsoft YaHei"/>
-          <w:sz w:val="32"/>
-        </w:rPr>
         <w:t>赛题三 AI+X 参赛材料包</w:t>
       </w:r>
     </w:p>
+    <w:p/>
     <w:p>
-      <w:pPr>
-        <w:spacing w:line="300" w:lineRule="auto" w:after="120"/>
-      </w:pPr>
       <w:r>
         <w:rPr>
           <w:rFonts w:ascii="Microsoft YaHei" w:hAnsi="Microsoft YaHei" w:eastAsia="Microsoft YaHei"/>
-          <w:sz w:val="22"/>
+          <w:sz w:val="21"/>
         </w:rPr>
         <w:t>面向赛题：开放赛题 - 面向科学、工程和社会科学的“AI+X”应用</w:t>
       </w:r>
     </w:p>
     <w:p>
-      <w:pPr>
-        <w:spacing w:line="300" w:lineRule="auto" w:after="120"/>
-      </w:pPr>
       <w:r>
         <w:rPr>
           <w:rFonts w:ascii="Microsoft YaHei" w:hAnsi="Microsoft YaHei" w:eastAsia="Microsoft YaHei"/>
-          <w:sz w:val="22"/>
+          <w:sz w:val="21"/>
         </w:rPr>
         <w:t>项目名称：共感 LinkAble</w:t>
       </w:r>
     </w:p>
     <w:p>
-      <w:pPr>
-        <w:spacing w:line="300" w:lineRule="auto" w:after="120"/>
-      </w:pPr>
       <w:r>
         <w:rPr>
           <w:rFonts w:ascii="Microsoft YaHei" w:hAnsi="Microsoft YaHei" w:eastAsia="Microsoft YaHei"/>
-          <w:sz w:val="22"/>
+          <w:sz w:val="21"/>
         </w:rPr>
-        <w:t>当前定位：AI+无障碍民生服务应用，AI Agent 第一响应 + 真人志愿者兜底 + SOS 安全闭环</w:t>
+        <w:t>推荐定位：面向无障碍公共服务的 AI 第一响应与真人互助协同系统</w:t>
       </w:r>
     </w:p>
+    <w:p/>
     <w:p>
       <w:pPr>
         <w:pStyle w:val="Heading2"/>
       </w:pPr>
       <w:r>
-        <w:rPr>
-          <w:rFonts w:ascii="Microsoft YaHei" w:hAnsi="Microsoft YaHei" w:eastAsia="Microsoft YaHei"/>
-          <w:sz w:val="28"/>
-        </w:rPr>
         <w:t>文件说明</w:t>
       </w:r>
     </w:p>
+    <w:p/>
     <w:tbl>
       <w:tblPr>
         <w:tblStyle w:val="TableGrid"/>
@@ -69,25 +55,22 @@
         <w:tblLook w:firstColumn="1" w:firstRow="1" w:lastColumn="0" w:lastRow="0" w:noHBand="0" w:noVBand="1" w:val="04A0"/>
       </w:tblPr>
       <w:tblGrid>
-        <w:gridCol w:w="4873"/>
-        <w:gridCol w:w="4873"/>
+        <w:gridCol w:w="5043"/>
+        <w:gridCol w:w="5043"/>
       </w:tblGrid>
       <w:tr>
         <w:tc>
           <w:tcPr>
-            <w:tcW w:type="dxa" w:w="4873"/>
+            <w:tcW w:type="dxa" w:w="5043"/>
+            <w:shd w:fill="EADFFF"/>
           </w:tcPr>
           <w:p>
-            <w:r>
-              <w:rPr>
-                <w:b/>
-              </w:rPr>
-            </w:r>
+            <w:r/>
             <w:r>
               <w:rPr>
                 <w:rFonts w:ascii="Microsoft YaHei" w:hAnsi="Microsoft YaHei" w:eastAsia="Microsoft YaHei"/>
                 <w:b/>
-                <w:sz w:val="21"/>
+                <w:sz w:val="20"/>
               </w:rPr>
               <w:t>文件</w:t>
             </w:r>
@@ -95,19 +78,16 @@
         </w:tc>
         <w:tc>
           <w:tcPr>
-            <w:tcW w:type="dxa" w:w="4873"/>
+            <w:tcW w:type="dxa" w:w="5043"/>
+            <w:shd w:fill="EADFFF"/>
           </w:tcPr>
           <w:p>
-            <w:r>
-              <w:rPr>
-                <w:b/>
-              </w:rPr>
-            </w:r>
+            <w:r/>
             <w:r>
               <w:rPr>
                 <w:rFonts w:ascii="Microsoft YaHei" w:hAnsi="Microsoft YaHei" w:eastAsia="Microsoft YaHei"/>
                 <w:b/>
-                <w:sz w:val="21"/>
+                <w:sz w:val="20"/>
               </w:rPr>
               <w:t>用途</w:t>
             </w:r>
@@ -117,31 +97,33 @@
       <w:tr>
         <w:tc>
           <w:tcPr>
-            <w:tcW w:type="dxa" w:w="4873"/>
+            <w:tcW w:type="dxa" w:w="5043"/>
           </w:tcPr>
           <w:p>
             <w:r/>
             <w:r>
               <w:rPr>
                 <w:rFonts w:ascii="Microsoft YaHei" w:hAnsi="Microsoft YaHei" w:eastAsia="Microsoft YaHei"/>
-                <w:sz w:val="21"/>
+                <w:b w:val="0"/>
+                <w:sz w:val="19"/>
               </w:rPr>
-              <w:t>01_参赛作品简介_300字.md</w:t>
+              <w:t>`01_参赛作品简介_300字.md`</w:t>
             </w:r>
           </w:p>
         </w:tc>
         <w:tc>
           <w:tcPr>
-            <w:tcW w:type="dxa" w:w="4873"/>
+            <w:tcW w:type="dxa" w:w="5043"/>
           </w:tcPr>
           <w:p>
             <w:r/>
             <w:r>
               <w:rPr>
                 <w:rFonts w:ascii="Microsoft YaHei" w:hAnsi="Microsoft YaHei" w:eastAsia="Microsoft YaHei"/>
-                <w:sz w:val="21"/>
+                <w:b w:val="0"/>
+                <w:sz w:val="19"/>
               </w:rPr>
-              <w:t>对应官网要求的 300 字以内作品简介，可导出为 PDF</w:t>
+              <w:t>官网 300 字以内作品简介源文件</w:t>
             </w:r>
           </w:p>
         </w:tc>
@@ -149,31 +131,35 @@
       <w:tr>
         <w:tc>
           <w:tcPr>
-            <w:tcW w:type="dxa" w:w="4873"/>
+            <w:tcW w:type="dxa" w:w="5043"/>
+            <w:shd w:fill="F8FFF2"/>
           </w:tcPr>
           <w:p>
             <w:r/>
             <w:r>
               <w:rPr>
                 <w:rFonts w:ascii="Microsoft YaHei" w:hAnsi="Microsoft YaHei" w:eastAsia="Microsoft YaHei"/>
-                <w:sz w:val="21"/>
+                <w:b w:val="0"/>
+                <w:sz w:val="19"/>
               </w:rPr>
-              <w:t>02_项目文档_赛题三_AI+X.md</w:t>
+              <w:t>`02_项目文档_赛题三_AI+X.md`</w:t>
             </w:r>
           </w:p>
         </w:tc>
         <w:tc>
           <w:tcPr>
-            <w:tcW w:type="dxa" w:w="4873"/>
+            <w:tcW w:type="dxa" w:w="5043"/>
+            <w:shd w:fill="F8FFF2"/>
           </w:tcPr>
           <w:p>
             <w:r/>
             <w:r>
               <w:rPr>
                 <w:rFonts w:ascii="Microsoft YaHei" w:hAnsi="Microsoft YaHei" w:eastAsia="Microsoft YaHei"/>
-                <w:sz w:val="21"/>
+                <w:b w:val="0"/>
+                <w:sz w:val="19"/>
               </w:rPr>
-              <w:t>项目文档正文，按赛题三要求组织创新性、调研、推理指标、数据算法来源</w:t>
+              <w:t>主项目文档，覆盖创新性、调研、指标、来源、落地价值</w:t>
             </w:r>
           </w:p>
         </w:tc>
@@ -181,31 +167,33 @@
       <w:tr>
         <w:tc>
           <w:tcPr>
-            <w:tcW w:type="dxa" w:w="4873"/>
+            <w:tcW w:type="dxa" w:w="5043"/>
           </w:tcPr>
           <w:p>
             <w:r/>
             <w:r>
               <w:rPr>
                 <w:rFonts w:ascii="Microsoft YaHei" w:hAnsi="Microsoft YaHei" w:eastAsia="Microsoft YaHei"/>
-                <w:sz w:val="21"/>
+                <w:b w:val="0"/>
+                <w:sz w:val="19"/>
               </w:rPr>
-              <w:t>03_项目视频脚本_5分钟.md</w:t>
+              <w:t>`03_项目视频脚本_5分钟.md`</w:t>
             </w:r>
           </w:p>
         </w:tc>
         <w:tc>
           <w:tcPr>
-            <w:tcW w:type="dxa" w:w="4873"/>
+            <w:tcW w:type="dxa" w:w="5043"/>
           </w:tcPr>
           <w:p>
             <w:r/>
             <w:r>
               <w:rPr>
                 <w:rFonts w:ascii="Microsoft YaHei" w:hAnsi="Microsoft YaHei" w:eastAsia="Microsoft YaHei"/>
-                <w:sz w:val="21"/>
+                <w:b w:val="0"/>
+                <w:sz w:val="19"/>
               </w:rPr>
-              <w:t>不超过 5 分钟的项目视频分镜和口播稿</w:t>
+              <w:t>5 分钟项目视频分镜和口播稿</w:t>
             </w:r>
           </w:p>
         </w:tc>
@@ -213,31 +201,35 @@
       <w:tr>
         <w:tc>
           <w:tcPr>
-            <w:tcW w:type="dxa" w:w="4873"/>
+            <w:tcW w:type="dxa" w:w="5043"/>
+            <w:shd w:fill="F8FFF2"/>
           </w:tcPr>
           <w:p>
             <w:r/>
             <w:r>
               <w:rPr>
                 <w:rFonts w:ascii="Microsoft YaHei" w:hAnsi="Microsoft YaHei" w:eastAsia="Microsoft YaHei"/>
-                <w:sz w:val="21"/>
+                <w:b w:val="0"/>
+                <w:sz w:val="19"/>
               </w:rPr>
-              <w:t>04_技术可行性与指标评测.md</w:t>
+              <w:t>`04_技术可行性与指标评测.md`</w:t>
             </w:r>
           </w:p>
         </w:tc>
         <w:tc>
           <w:tcPr>
-            <w:tcW w:type="dxa" w:w="4873"/>
+            <w:tcW w:type="dxa" w:w="5043"/>
+            <w:shd w:fill="F8FFF2"/>
           </w:tcPr>
           <w:p>
             <w:r/>
             <w:r>
               <w:rPr>
                 <w:rFonts w:ascii="Microsoft YaHei" w:hAnsi="Microsoft YaHei" w:eastAsia="Microsoft YaHei"/>
-                <w:sz w:val="21"/>
+                <w:b w:val="0"/>
+                <w:sz w:val="19"/>
               </w:rPr>
-              <w:t>AI inference 指标、测试集设计、工程可行性和风险控制</w:t>
+              <w:t>AI inference 指标、样本设计、匹配算法和降级策略</w:t>
             </w:r>
           </w:p>
         </w:tc>
@@ -245,292 +237,421 @@
       <w:tr>
         <w:tc>
           <w:tcPr>
-            <w:tcW w:type="dxa" w:w="4873"/>
+            <w:tcW w:type="dxa" w:w="5043"/>
           </w:tcPr>
           <w:p>
             <w:r/>
             <w:r>
               <w:rPr>
                 <w:rFonts w:ascii="Microsoft YaHei" w:hAnsi="Microsoft YaHei" w:eastAsia="Microsoft YaHei"/>
-                <w:sz w:val="21"/>
+                <w:b w:val="0"/>
+                <w:sz w:val="19"/>
               </w:rPr>
-              <w:t>05_提交清单与匿名化检查.md</w:t>
+              <w:t>`05_提交清单与匿名化检查.md`</w:t>
             </w:r>
           </w:p>
         </w:tc>
         <w:tc>
           <w:tcPr>
-            <w:tcW w:type="dxa" w:w="4873"/>
+            <w:tcW w:type="dxa" w:w="5043"/>
           </w:tcPr>
           <w:p>
             <w:r/>
             <w:r>
               <w:rPr>
                 <w:rFonts w:ascii="Microsoft YaHei" w:hAnsi="Microsoft YaHei" w:eastAsia="Microsoft YaHei"/>
-                <w:sz w:val="21"/>
+                <w:b w:val="0"/>
+                <w:sz w:val="19"/>
               </w:rPr>
-              <w:t>提交前检查清单，重点避免出现学校、学院、导师等违规信息</w:t>
+              <w:t>提交前检查清单，避免违规信息</w:t>
+            </w:r>
+          </w:p>
+        </w:tc>
+      </w:tr>
+      <w:tr>
+        <w:tc>
+          <w:tcPr>
+            <w:tcW w:type="dxa" w:w="5043"/>
+            <w:shd w:fill="F8FFF2"/>
+          </w:tcPr>
+          <w:p>
+            <w:r/>
+            <w:r>
+              <w:rPr>
+                <w:rFonts w:ascii="Microsoft YaHei" w:hAnsi="Microsoft YaHei" w:eastAsia="Microsoft YaHei"/>
+                <w:b w:val="0"/>
+                <w:sz w:val="19"/>
+              </w:rPr>
+              <w:t>`assets/`</w:t>
+            </w:r>
+          </w:p>
+        </w:tc>
+        <w:tc>
+          <w:tcPr>
+            <w:tcW w:type="dxa" w:w="5043"/>
+            <w:shd w:fill="F8FFF2"/>
+          </w:tcPr>
+          <w:p>
+            <w:r/>
+            <w:r>
+              <w:rPr>
+                <w:rFonts w:ascii="Microsoft YaHei" w:hAnsi="Microsoft YaHei" w:eastAsia="Microsoft YaHei"/>
+                <w:b w:val="0"/>
+                <w:sz w:val="19"/>
+              </w:rPr>
+              <w:t>封面图、架构图、流程图、指标图、故事板</w:t>
+            </w:r>
+          </w:p>
+        </w:tc>
+      </w:tr>
+      <w:tr>
+        <w:tc>
+          <w:tcPr>
+            <w:tcW w:type="dxa" w:w="5043"/>
+          </w:tcPr>
+          <w:p>
+            <w:r/>
+            <w:r>
+              <w:rPr>
+                <w:rFonts w:ascii="Microsoft YaHei" w:hAnsi="Microsoft YaHei" w:eastAsia="Microsoft YaHei"/>
+                <w:b w:val="0"/>
+                <w:sz w:val="19"/>
+              </w:rPr>
+              <w:t>`word/`</w:t>
+            </w:r>
+          </w:p>
+        </w:tc>
+        <w:tc>
+          <w:tcPr>
+            <w:tcW w:type="dxa" w:w="5043"/>
+          </w:tcPr>
+          <w:p>
+            <w:r/>
+            <w:r>
+              <w:rPr>
+                <w:rFonts w:ascii="Microsoft YaHei" w:hAnsi="Microsoft YaHei" w:eastAsia="Microsoft YaHei"/>
+                <w:b w:val="0"/>
+                <w:sz w:val="19"/>
+              </w:rPr>
+              <w:t>已导出的 Word 版本，包含图片装饰</w:t>
             </w:r>
           </w:p>
         </w:tc>
       </w:tr>
     </w:tbl>
     <w:p/>
+    <w:p/>
     <w:p>
       <w:pPr>
         <w:pStyle w:val="Heading2"/>
       </w:pPr>
       <w:r>
+        <w:t>推荐报名口径</w:t>
+      </w:r>
+    </w:p>
+    <w:p/>
+    <w:p>
+      <w:pPr>
+        <w:pStyle w:val="ListBullet"/>
+      </w:pPr>
+      <w:r>
         <w:rPr>
           <w:rFonts w:ascii="Microsoft YaHei" w:hAnsi="Microsoft YaHei" w:eastAsia="Microsoft YaHei"/>
-          <w:sz w:val="28"/>
+          <w:sz w:val="21"/>
         </w:rPr>
-        <w:t>推荐报名口径</w:t>
+        <w:t>主题赛事：第八届中国研究生人工智能创新大赛。</w:t>
       </w:r>
     </w:p>
     <w:p>
       <w:pPr>
         <w:pStyle w:val="ListBullet"/>
-        <w:spacing w:line="300" w:lineRule="auto" w:after="120"/>
       </w:pPr>
       <w:r>
         <w:rPr>
           <w:rFonts w:ascii="Microsoft YaHei" w:hAnsi="Microsoft YaHei" w:eastAsia="Microsoft YaHei"/>
-          <w:sz w:val="22"/>
+          <w:sz w:val="21"/>
         </w:rPr>
-        <w:t>主题赛事：第八届中国研究生人工智能创新大赛</w:t>
+        <w:t>赛题：开放赛题 - 面向科学、工程和社会科学的“AI+X”应用。</w:t>
       </w:r>
     </w:p>
     <w:p>
       <w:pPr>
         <w:pStyle w:val="ListBullet"/>
-        <w:spacing w:line="300" w:lineRule="auto" w:after="120"/>
       </w:pPr>
       <w:r>
         <w:rPr>
           <w:rFonts w:ascii="Microsoft YaHei" w:hAnsi="Microsoft YaHei" w:eastAsia="Microsoft YaHei"/>
-          <w:sz w:val="22"/>
+          <w:sz w:val="21"/>
         </w:rPr>
-        <w:t>赛题：开放赛题 - 面向科学、工程和社会科学的“AI+X”应用</w:t>
+        <w:t>类别建议：应用创意类。</w:t>
       </w:r>
     </w:p>
     <w:p>
       <w:pPr>
         <w:pStyle w:val="ListBullet"/>
-        <w:spacing w:line="300" w:lineRule="auto" w:after="120"/>
       </w:pPr>
       <w:r>
         <w:rPr>
           <w:rFonts w:ascii="Microsoft YaHei" w:hAnsi="Microsoft YaHei" w:eastAsia="Microsoft YaHei"/>
-          <w:sz w:val="22"/>
+          <w:sz w:val="21"/>
         </w:rPr>
-        <w:t>类别建议：应用创意类</w:t>
+        <w:t>方向描述：AI+无障碍民生服务 / AI+社会互助 / AI+智慧公共服务。</w:t>
       </w:r>
     </w:p>
-    <w:p>
-      <w:pPr>
-        <w:pStyle w:val="ListBullet"/>
-        <w:spacing w:line="300" w:lineRule="auto" w:after="120"/>
-      </w:pPr>
-      <w:r>
-        <w:rPr>
-          <w:rFonts w:ascii="Microsoft YaHei" w:hAnsi="Microsoft YaHei" w:eastAsia="Microsoft YaHei"/>
-          <w:sz w:val="22"/>
-        </w:rPr>
-        <w:t>方向描述：AI+无障碍民生服务 / AI+社会互助 / AI+智慧公共服务</w:t>
-      </w:r>
-    </w:p>
+    <w:p/>
     <w:p>
       <w:pPr>
         <w:pStyle w:val="Heading2"/>
       </w:pPr>
       <w:r>
-        <w:rPr>
-          <w:rFonts w:ascii="Microsoft YaHei" w:hAnsi="Microsoft YaHei" w:eastAsia="Microsoft YaHei"/>
-          <w:sz w:val="28"/>
-        </w:rPr>
-        <w:t>材料命名占位</w:t>
+        <w:t>核心叙事</w:t>
       </w:r>
     </w:p>
+    <w:p/>
     <w:p>
-      <w:pPr>
-        <w:spacing w:line="300" w:lineRule="auto" w:after="120"/>
-      </w:pPr>
       <w:r>
         <w:rPr>
           <w:rFonts w:ascii="Microsoft YaHei" w:hAnsi="Microsoft YaHei" w:eastAsia="Microsoft YaHei"/>
-          <w:sz w:val="22"/>
+          <w:sz w:val="21"/>
         </w:rPr>
-        <w:t>官网要求文件名形如：</w:t>
+        <w:t>LinkAble 不是单纯的 AI 工具，也不是随机志愿者平台。它用 AI Agent 做第一响应，先完成需求识别、紧急判断和标准化问题处理；当 AI 无法解决现实行动需求时，再基于距离、技能、历史信任和信誉分精准匹配志愿者；紧急场景进入 SOS 撤销、广播和联系人通知流程。</w:t>
       </w:r>
     </w:p>
-    <w:p>
-      <w:pPr>
-        <w:spacing w:before="80" w:after="160"/>
-      </w:pPr>
-      <w:r>
-        <w:rPr>
-          <w:rFonts w:ascii="Consolas" w:hAnsi="Consolas" w:eastAsia="Consolas"/>
-          <w:sz w:val="19"/>
-        </w:rPr>
-        <w:t>XXX（团队名称）_XXX（项目名称）_参赛作品简介.pdf</w:t>
-      </w:r>
-      <w:r>
-        <w:br/>
-      </w:r>
-      <w:r>
-        <w:rPr>
-          <w:rFonts w:ascii="Consolas" w:hAnsi="Consolas" w:eastAsia="Consolas"/>
-          <w:sz w:val="19"/>
-        </w:rPr>
-        <w:t>XXX（团队名称）_XXX（项目名称）_项目文档.pdf</w:t>
-      </w:r>
-      <w:r>
-        <w:br/>
-      </w:r>
-      <w:r>
-        <w:rPr>
-          <w:rFonts w:ascii="Consolas" w:hAnsi="Consolas" w:eastAsia="Consolas"/>
-          <w:sz w:val="19"/>
-        </w:rPr>
-        <w:t>XXX（团队名称）_XXX（项目名称）_项目视频.mp4</w:t>
-      </w:r>
-      <w:r>
-        <w:br/>
-      </w:r>
-      <w:r>
-        <w:rPr>
-          <w:rFonts w:ascii="Consolas" w:hAnsi="Consolas" w:eastAsia="Consolas"/>
-          <w:sz w:val="19"/>
-        </w:rPr>
-        <w:t>XXX（团队名称）_XXX（项目名称）_其他.zip</w:t>
-      </w:r>
-    </w:p>
-    <w:p>
-      <w:pPr>
-        <w:spacing w:line="300" w:lineRule="auto" w:after="120"/>
-      </w:pPr>
-      <w:r>
-        <w:rPr>
-          <w:rFonts w:ascii="Microsoft YaHei" w:hAnsi="Microsoft YaHei" w:eastAsia="Microsoft YaHei"/>
-          <w:sz w:val="22"/>
-        </w:rPr>
-        <w:t>当前文档中不写学校、学院、导师。最终导出前只需要替换：</w:t>
-      </w:r>
-    </w:p>
-    <w:p>
-      <w:pPr>
-        <w:spacing w:before="80" w:after="160"/>
-      </w:pPr>
-      <w:r>
-        <w:rPr>
-          <w:rFonts w:ascii="Consolas" w:hAnsi="Consolas" w:eastAsia="Consolas"/>
-          <w:sz w:val="19"/>
-        </w:rPr>
-        <w:t>&lt;团队名称&gt;</w:t>
-      </w:r>
-      <w:r>
-        <w:br/>
-      </w:r>
-      <w:r>
-        <w:rPr>
-          <w:rFonts w:ascii="Consolas" w:hAnsi="Consolas" w:eastAsia="Consolas"/>
-          <w:sz w:val="19"/>
-        </w:rPr>
-        <w:t>&lt;项目名称&gt;</w:t>
-      </w:r>
-    </w:p>
-    <w:p>
-      <w:pPr>
-        <w:spacing w:line="300" w:lineRule="auto" w:after="120"/>
-      </w:pPr>
-      <w:r>
-        <w:rPr>
-          <w:rFonts w:ascii="Microsoft YaHei" w:hAnsi="Microsoft YaHei" w:eastAsia="Microsoft YaHei"/>
-          <w:sz w:val="22"/>
-        </w:rPr>
-        <w:t>建议项目名：</w:t>
-      </w:r>
-    </w:p>
-    <w:p>
-      <w:pPr>
-        <w:spacing w:before="80" w:after="160"/>
-      </w:pPr>
-      <w:r>
-        <w:rPr>
-          <w:rFonts w:ascii="Consolas" w:hAnsi="Consolas" w:eastAsia="Consolas"/>
-          <w:sz w:val="19"/>
-        </w:rPr>
-        <w:t>共感 LinkAble：AI Agent 驱动的无障碍第一响应与真人互助协同系统</w:t>
-      </w:r>
-    </w:p>
+    <w:p/>
     <w:p>
       <w:pPr>
         <w:pStyle w:val="Heading2"/>
       </w:pPr>
       <w:r>
+        <w:t>材料命名模板</w:t>
+      </w:r>
+    </w:p>
+    <w:p/>
+    <w:p>
+      <w:r>
         <w:rPr>
           <w:rFonts w:ascii="Microsoft YaHei" w:hAnsi="Microsoft YaHei" w:eastAsia="Microsoft YaHei"/>
-          <w:sz w:val="28"/>
+          <w:sz w:val="21"/>
         </w:rPr>
+        <w:t>官网要求文件名形如：</w:t>
+      </w:r>
+    </w:p>
+    <w:p/>
+    <w:p>
+      <w:pPr>
+        <w:spacing w:after="20"/>
+        <w:ind w:left="283"/>
+        <w:shd w:fill="F3F4F6"/>
+      </w:pPr>
+      <w:r>
+        <w:rPr>
+          <w:rFonts w:ascii="Consolas" w:hAnsi="Consolas"/>
+          <w:sz w:val="18"/>
+        </w:rPr>
+        <w:t>XXX（团队名称）_XXX（项目名称）_参赛作品简介.pdf</w:t>
+      </w:r>
+    </w:p>
+    <w:p>
+      <w:pPr>
+        <w:spacing w:after="20"/>
+        <w:ind w:left="283"/>
+        <w:shd w:fill="F3F4F6"/>
+      </w:pPr>
+      <w:r>
+        <w:rPr>
+          <w:rFonts w:ascii="Consolas" w:hAnsi="Consolas"/>
+          <w:sz w:val="18"/>
+        </w:rPr>
+        <w:t>XXX（团队名称）_XXX（项目名称）_项目文档.pdf</w:t>
+      </w:r>
+    </w:p>
+    <w:p>
+      <w:pPr>
+        <w:spacing w:after="20"/>
+        <w:ind w:left="283"/>
+        <w:shd w:fill="F3F4F6"/>
+      </w:pPr>
+      <w:r>
+        <w:rPr>
+          <w:rFonts w:ascii="Consolas" w:hAnsi="Consolas"/>
+          <w:sz w:val="18"/>
+        </w:rPr>
+        <w:t>XXX（团队名称）_XXX（项目名称）_项目视频.mp4</w:t>
+      </w:r>
+    </w:p>
+    <w:p>
+      <w:pPr>
+        <w:spacing w:after="20"/>
+        <w:ind w:left="283"/>
+        <w:shd w:fill="F3F4F6"/>
+      </w:pPr>
+      <w:r>
+        <w:rPr>
+          <w:rFonts w:ascii="Consolas" w:hAnsi="Consolas"/>
+          <w:sz w:val="18"/>
+        </w:rPr>
+        <w:t>XXX（团队名称）_XXX（项目名称）_其他.zip</w:t>
+      </w:r>
+    </w:p>
+    <w:p/>
+    <w:p>
+      <w:r>
+        <w:rPr>
+          <w:rFonts w:ascii="Microsoft YaHei" w:hAnsi="Microsoft YaHei" w:eastAsia="Microsoft YaHei"/>
+          <w:sz w:val="21"/>
+        </w:rPr>
+        <w:t>当前文档中不写学校、学院、导师。最终导出前只需要替换：</w:t>
+      </w:r>
+    </w:p>
+    <w:p/>
+    <w:p>
+      <w:pPr>
+        <w:spacing w:after="20"/>
+        <w:ind w:left="283"/>
+        <w:shd w:fill="F3F4F6"/>
+      </w:pPr>
+      <w:r>
+        <w:rPr>
+          <w:rFonts w:ascii="Consolas" w:hAnsi="Consolas"/>
+          <w:sz w:val="18"/>
+        </w:rPr>
+        <w:t>&lt;团队名称&gt;</w:t>
+      </w:r>
+    </w:p>
+    <w:p>
+      <w:pPr>
+        <w:spacing w:after="20"/>
+        <w:ind w:left="283"/>
+        <w:shd w:fill="F3F4F6"/>
+      </w:pPr>
+      <w:r>
+        <w:rPr>
+          <w:rFonts w:ascii="Consolas" w:hAnsi="Consolas"/>
+          <w:sz w:val="18"/>
+        </w:rPr>
+        <w:t>共感LinkAble</w:t>
+      </w:r>
+    </w:p>
+    <w:p/>
+    <w:p>
+      <w:r>
+        <w:rPr>
+          <w:rFonts w:ascii="Microsoft YaHei" w:hAnsi="Microsoft YaHei" w:eastAsia="Microsoft YaHei"/>
+          <w:sz w:val="21"/>
+        </w:rPr>
+        <w:t>建议项目全称：</w:t>
+      </w:r>
+    </w:p>
+    <w:p/>
+    <w:p>
+      <w:pPr>
+        <w:spacing w:after="20"/>
+        <w:ind w:left="283"/>
+        <w:shd w:fill="F3F4F6"/>
+      </w:pPr>
+      <w:r>
+        <w:rPr>
+          <w:rFonts w:ascii="Consolas" w:hAnsi="Consolas"/>
+          <w:sz w:val="18"/>
+        </w:rPr>
+        <w:t>共感 LinkAble：面向无障碍社会互助的 AI+X 服务智能体</w:t>
+      </w:r>
+    </w:p>
+    <w:p/>
+    <w:p>
+      <w:pPr>
+        <w:pStyle w:val="Heading2"/>
+      </w:pPr>
+      <w:r>
         <w:t>后续补强优先级</w:t>
+      </w:r>
+    </w:p>
+    <w:p/>
+    <w:p>
+      <w:pPr>
+        <w:pStyle w:val="ListNumber"/>
+      </w:pPr>
+      <w:r>
+        <w:rPr>
+          <w:rFonts w:ascii="Microsoft YaHei" w:hAnsi="Microsoft YaHei" w:eastAsia="Microsoft YaHei"/>
+          <w:sz w:val="21"/>
+        </w:rPr>
+        <w:t>补 90 条意图识别样本和紧急词对照样本，形成 `inference_metrics.xlsx`。</w:t>
       </w:r>
     </w:p>
     <w:p>
       <w:pPr>
         <w:pStyle w:val="ListNumber"/>
-        <w:spacing w:line="300" w:lineRule="auto" w:after="120"/>
       </w:pPr>
       <w:r>
         <w:rPr>
           <w:rFonts w:ascii="Microsoft YaHei" w:hAnsi="Microsoft YaHei" w:eastAsia="Microsoft YaHei"/>
-          <w:sz w:val="22"/>
+          <w:sz w:val="21"/>
         </w:rPr>
-        <w:t>补一组真实或半真实 inference 评测数据：意图识别、紧急判断、转人工决策、响应时延。</w:t>
+        <w:t>录制 5 分钟项目视频，按脚本展示 AI 问答、转人工、通话、SOS、无障碍偏好和架构图。</w:t>
       </w:r>
     </w:p>
     <w:p>
       <w:pPr>
         <w:pStyle w:val="ListNumber"/>
-        <w:spacing w:line="300" w:lineRule="auto" w:after="120"/>
       </w:pPr>
       <w:r>
         <w:rPr>
           <w:rFonts w:ascii="Microsoft YaHei" w:hAnsi="Microsoft YaHei" w:eastAsia="Microsoft YaHei"/>
-          <w:sz w:val="22"/>
+          <w:sz w:val="21"/>
         </w:rPr>
-        <w:t>录制 5 分钟项目视频，按脚本展示 AI 问答、转人工、通话、SOS、无障碍偏好。</w:t>
+        <w:t>将代码、APK、测试日志、图表和评测表打包为 `其他.zip`。</w:t>
       </w:r>
     </w:p>
     <w:p>
       <w:pPr>
         <w:pStyle w:val="ListNumber"/>
-        <w:spacing w:line="300" w:lineRule="auto" w:after="120"/>
       </w:pPr>
       <w:r>
         <w:rPr>
           <w:rFonts w:ascii="Microsoft YaHei" w:hAnsi="Microsoft YaHei" w:eastAsia="Microsoft YaHei"/>
-          <w:sz w:val="22"/>
+          <w:sz w:val="21"/>
         </w:rPr>
-        <w:t>将代码、APK、测试截图、系统架构图、评测表打包为 其他.zip。</w:t>
+        <w:t>将 Word 导出为 PDF，提交前跑匿名化检查。</w:t>
       </w:r>
     </w:p>
+    <w:p/>
     <w:p>
       <w:pPr>
-        <w:pStyle w:val="ListNumber"/>
-        <w:spacing w:line="300" w:lineRule="auto" w:after="120"/>
+        <w:pStyle w:val="Heading2"/>
+      </w:pPr>
+      <w:r>
+        <w:t>重新生成 Word</w:t>
+      </w:r>
+    </w:p>
+    <w:p/>
+    <w:p>
+      <w:r>
+        <w:rPr>
+          <w:rFonts w:ascii="Microsoft YaHei" w:hAnsi="Microsoft YaHei" w:eastAsia="Microsoft YaHei"/>
+          <w:sz w:val="21"/>
+        </w:rPr>
+        <w:t>如需重新生成图片和 Word，可运行：</w:t>
+      </w:r>
+    </w:p>
+    <w:p/>
+    <w:p>
+      <w:pPr>
+        <w:spacing w:after="20"/>
+        <w:ind w:left="283"/>
+        <w:shd w:fill="F3F4F6"/>
       </w:pPr>
       <w:r>
         <w:rPr>
-          <w:rFonts w:ascii="Microsoft YaHei" w:hAnsi="Microsoft YaHei" w:eastAsia="Microsoft YaHei"/>
-          <w:sz w:val="22"/>
+          <w:rFonts w:ascii="Consolas" w:hAnsi="Consolas"/>
+          <w:sz w:val="18"/>
         </w:rPr>
-        <w:t>导出简介和项目文档为 PDF，提交前跑匿名化检查。</w:t>
+        <w:t>python docs\competition_ai_x\tools\build_competition_docs.py</w:t>
       </w:r>
     </w:p>
     <w:sectPr>
       <w:pgSz w:w="12240" w:h="15840"/>
-      <w:pgMar w:top="1247" w:right="1247" w:bottom="1247" w:left="1247" w:header="720" w:footer="720" w:gutter="0"/>
+      <w:pgMar w:top="1020" w:right="1077" w:bottom="1020" w:left="1077" w:header="720" w:footer="720" w:gutter="0"/>
       <w:cols w:space="720"/>
       <w:docGrid w:linePitch="360"/>
     </w:sectPr>
@@ -901,12 +1022,9 @@
     <w:name w:val="Normal"/>
     <w:qFormat/>
     <w:rsid w:val="00FC693F"/>
-    <w:pPr>
-      <w:spacing w:line="300" w:lineRule="auto" w:after="120"/>
-    </w:pPr>
     <w:rPr>
       <w:rFonts w:ascii="Microsoft YaHei" w:hAnsi="Microsoft YaHei" w:eastAsia="Microsoft YaHei"/>
-      <w:sz w:val="22"/>
+      <w:sz w:val="21"/>
     </w:rPr>
   </w:style>
   <w:style w:type="paragraph" w:styleId="Header">
@@ -971,8 +1089,8 @@
       <w:rFonts w:asciiTheme="majorHAnsi" w:eastAsiaTheme="majorEastAsia" w:hAnsiTheme="majorHAnsi" w:cstheme="majorBidi" w:ascii="Microsoft YaHei" w:hAnsi="Microsoft YaHei" w:eastAsia="Microsoft YaHei"/>
       <w:b/>
       <w:bCs/>
-      <w:color w:val="365F91" w:themeColor="accent1" w:themeShade="BF"/>
-      <w:sz w:val="28"/>
+      <w:color w:val="481F93"/>
+      <w:sz w:val="36"/>
       <w:szCs w:val="28"/>
     </w:rPr>
   </w:style>
@@ -995,8 +1113,8 @@
       <w:rFonts w:asciiTheme="majorHAnsi" w:eastAsiaTheme="majorEastAsia" w:hAnsiTheme="majorHAnsi" w:cstheme="majorBidi" w:ascii="Microsoft YaHei" w:hAnsi="Microsoft YaHei" w:eastAsia="Microsoft YaHei"/>
       <w:b/>
       <w:bCs/>
-      <w:color w:val="4F81BD" w:themeColor="accent1"/>
-      <w:sz w:val="26"/>
+      <w:color w:val="481F93"/>
+      <w:sz w:val="30"/>
       <w:szCs w:val="26"/>
     </w:rPr>
   </w:style>
@@ -1019,7 +1137,8 @@
       <w:rFonts w:asciiTheme="majorHAnsi" w:eastAsiaTheme="majorEastAsia" w:hAnsiTheme="majorHAnsi" w:cstheme="majorBidi" w:ascii="Microsoft YaHei" w:hAnsi="Microsoft YaHei" w:eastAsia="Microsoft YaHei"/>
       <w:b/>
       <w:bCs/>
-      <w:color w:val="4F81BD" w:themeColor="accent1"/>
+      <w:color w:val="142224"/>
+      <w:sz w:val="25"/>
     </w:rPr>
   </w:style>
   <w:style w:type="paragraph" w:styleId="Heading4">
@@ -1039,7 +1158,7 @@
       <w:outlineLvl w:val="3"/>
     </w:pPr>
     <w:rPr>
-      <w:rFonts w:asciiTheme="majorHAnsi" w:eastAsiaTheme="majorEastAsia" w:hAnsiTheme="majorHAnsi" w:cstheme="majorBidi" w:ascii="Microsoft YaHei" w:hAnsi="Microsoft YaHei" w:eastAsia="Microsoft YaHei"/>
+      <w:rFonts w:asciiTheme="majorHAnsi" w:eastAsiaTheme="majorEastAsia" w:hAnsiTheme="majorHAnsi" w:cstheme="majorBidi"/>
       <w:b/>
       <w:bCs/>
       <w:i/>
